--- a/packages/brain_core/tests/ingest/fixtures/notes.docx
+++ b/packages/brain_core/tests/ingest/fixtures/notes.docx
@@ -15,6 +15,16 @@
     <w:p>
       <w:r>
         <w:t>Bob: Thanks for setting this up.</w:t>
+      </w:r>
+    </w:p>
+    <w:p>
+      <w:r>
+        <w:t>Alice: Let us start with the agenda.</w:t>
+      </w:r>
+    </w:p>
+    <w:p>
+      <w:r>
+        <w:t>Bob: Sounds good.</w:t>
       </w:r>
     </w:p>
     <w:sectPr>
